--- a/Project Documentation/6. Project Testing/Screenshots.docx
+++ b/Project Documentation/6. Project Testing/Screenshots.docx
@@ -46,7 +46,7 @@
           <w:left w:w="10" w:type="dxa"/>
           <w:right w:w="10" w:type="dxa"/>
         </w:tblCellMar>
-        <w:tblLook w:val="0000" w:firstRow="0" w:lastRow="0" w:firstColumn="0" w:lastColumn="0" w:noHBand="0" w:noVBand="0"/>
+        <w:tblLook w:val="04A0" w:firstRow="1" w:lastRow="0" w:firstColumn="1" w:lastColumn="0" w:noHBand="0" w:noVBand="1"/>
       </w:tblPr>
       <w:tblGrid>
         <w:gridCol w:w="2805"/>
@@ -228,7 +228,7 @@
           <w:sz w:val="22"/>
           <w:szCs w:val="22"/>
         </w:rPr>
-        <w:t xml:space="preserve">All four screenshots below are genuine captures of the live, running Smart-Lender application — not </w:t>
+        <w:t xml:space="preserve">All five screenshots below are genuine captures of the live, running Smart-Lender application — not </w:t>
       </w:r>
       <w:proofErr w:type="spellStart"/>
       <w:r>
@@ -291,8 +291,8 @@
           <w:noProof/>
         </w:rPr>
         <w:drawing>
-          <wp:inline distT="0" distB="0" distL="0" distR="0" wp14:anchorId="6D43DC00" wp14:editId="5F5BDF2A">
-            <wp:extent cx="4000500" cy="2819400"/>
+          <wp:inline distT="0" distB="0" distL="0" distR="0" wp14:anchorId="705E148E" wp14:editId="6447777B">
+            <wp:extent cx="3810000" cy="2686050"/>
             <wp:effectExtent l="0" t="0" r="0" b="0"/>
             <wp:docPr id="1" name="Picture 1"/>
             <wp:cNvGraphicFramePr>
@@ -317,7 +317,7 @@
                   <pic:spPr bwMode="auto">
                     <a:xfrm>
                       <a:off x="0" y="0"/>
-                      <a:ext cx="4000500" cy="2819400"/>
+                      <a:ext cx="3810000" cy="2686050"/>
                     </a:xfrm>
                     <a:prstGeom prst="rect">
                       <a:avLst/>
@@ -356,10 +356,10 @@
         </w:rPr>
         <w:lastRenderedPageBreak/>
         <w:drawing>
-          <wp:inline distT="0" distB="0" distL="0" distR="0" wp14:anchorId="628D2F23" wp14:editId="5D564C99">
-            <wp:extent cx="4000500" cy="2819400"/>
+          <wp:inline distT="0" distB="0" distL="0" distR="0" wp14:anchorId="24BF991B" wp14:editId="6561581B">
+            <wp:extent cx="3810000" cy="2686050"/>
             <wp:effectExtent l="0" t="0" r="0" b="0"/>
-            <wp:docPr id="2083363136" name="Picture 2083363136"/>
+            <wp:docPr id="2053819570" name="Picture 2053819570"/>
             <wp:cNvGraphicFramePr>
               <a:graphicFrameLocks xmlns:a="http://schemas.openxmlformats.org/drawingml/2006/main" noChangeAspect="1"/>
             </wp:cNvGraphicFramePr>
@@ -382,7 +382,7 @@
                   <pic:spPr bwMode="auto">
                     <a:xfrm>
                       <a:off x="0" y="0"/>
-                      <a:ext cx="4000500" cy="2819400"/>
+                      <a:ext cx="3810000" cy="2686050"/>
                     </a:xfrm>
                     <a:prstGeom prst="rect">
                       <a:avLst/>
@@ -420,10 +420,10 @@
           <w:noProof/>
         </w:rPr>
         <w:drawing>
-          <wp:inline distT="0" distB="0" distL="0" distR="0" wp14:anchorId="52C55F39" wp14:editId="78E2FF25">
-            <wp:extent cx="4000500" cy="2657475"/>
+          <wp:inline distT="0" distB="0" distL="0" distR="0" wp14:anchorId="627DDF98" wp14:editId="11F7B79E">
+            <wp:extent cx="3810000" cy="2533650"/>
             <wp:effectExtent l="0" t="0" r="0" b="0"/>
-            <wp:docPr id="2141916246" name="Picture 2141916246"/>
+            <wp:docPr id="1113189019" name="Picture 1113189019"/>
             <wp:cNvGraphicFramePr>
               <a:graphicFrameLocks xmlns:a="http://schemas.openxmlformats.org/drawingml/2006/main" noChangeAspect="1"/>
             </wp:cNvGraphicFramePr>
@@ -446,7 +446,7 @@
                   <pic:spPr bwMode="auto">
                     <a:xfrm>
                       <a:off x="0" y="0"/>
-                      <a:ext cx="4000500" cy="2657475"/>
+                      <a:ext cx="3810000" cy="2533650"/>
                     </a:xfrm>
                     <a:prstGeom prst="rect">
                       <a:avLst/>
@@ -485,10 +485,10 @@
         </w:rPr>
         <w:lastRenderedPageBreak/>
         <w:drawing>
-          <wp:inline distT="0" distB="0" distL="0" distR="0" wp14:anchorId="37632ECB" wp14:editId="7307016D">
-            <wp:extent cx="4000500" cy="2657475"/>
+          <wp:inline distT="0" distB="0" distL="0" distR="0" wp14:anchorId="674BE35D" wp14:editId="655E651D">
+            <wp:extent cx="3810000" cy="2533650"/>
             <wp:effectExtent l="0" t="0" r="0" b="0"/>
-            <wp:docPr id="404104931" name="Picture 404104931"/>
+            <wp:docPr id="1900009324" name="Picture 1900009324"/>
             <wp:cNvGraphicFramePr>
               <a:graphicFrameLocks xmlns:a="http://schemas.openxmlformats.org/drawingml/2006/main" noChangeAspect="1"/>
             </wp:cNvGraphicFramePr>
@@ -511,7 +511,7 @@
                   <pic:spPr bwMode="auto">
                     <a:xfrm>
                       <a:off x="0" y="0"/>
-                      <a:ext cx="4000500" cy="2657475"/>
+                      <a:ext cx="3810000" cy="2533650"/>
                     </a:xfrm>
                     <a:prstGeom prst="rect">
                       <a:avLst/>
@@ -541,6 +541,70 @@
     </w:p>
     <w:p>
       <w:pPr>
+        <w:spacing w:before="100" w:after="60"/>
+        <w:jc w:val="center"/>
+      </w:pPr>
+      <w:r>
+        <w:rPr>
+          <w:noProof/>
+        </w:rPr>
+        <w:drawing>
+          <wp:inline distT="0" distB="0" distL="0" distR="0" wp14:anchorId="7159ECD0" wp14:editId="21DEDB41">
+            <wp:extent cx="3810000" cy="2219325"/>
+            <wp:effectExtent l="0" t="0" r="0" b="0"/>
+            <wp:docPr id="827943014" name="Picture 827943014"/>
+            <wp:cNvGraphicFramePr>
+              <a:graphicFrameLocks xmlns:a="http://schemas.openxmlformats.org/drawingml/2006/main" noChangeAspect="1"/>
+            </wp:cNvGraphicFramePr>
+            <a:graphic xmlns:a="http://schemas.openxmlformats.org/drawingml/2006/main">
+              <a:graphicData uri="http://schemas.openxmlformats.org/drawingml/2006/picture">
+                <pic:pic xmlns:pic="http://schemas.openxmlformats.org/drawingml/2006/picture">
+                  <pic:nvPicPr>
+                    <pic:cNvPr id="0" name=""/>
+                    <pic:cNvPicPr>
+                      <a:picLocks noChangeAspect="1" noChangeArrowheads="1"/>
+                    </pic:cNvPicPr>
+                  </pic:nvPicPr>
+                  <pic:blipFill>
+                    <a:blip r:embed="rId9"/>
+                    <a:srcRect/>
+                    <a:stretch>
+                      <a:fillRect/>
+                    </a:stretch>
+                  </pic:blipFill>
+                  <pic:spPr bwMode="auto">
+                    <a:xfrm>
+                      <a:off x="0" y="0"/>
+                      <a:ext cx="3810000" cy="2219325"/>
+                    </a:xfrm>
+                    <a:prstGeom prst="rect">
+                      <a:avLst/>
+                    </a:prstGeom>
+                  </pic:spPr>
+                </pic:pic>
+              </a:graphicData>
+            </a:graphic>
+          </wp:inline>
+        </w:drawing>
+      </w:r>
+    </w:p>
+    <w:p>
+      <w:pPr>
+        <w:spacing w:after="200"/>
+        <w:jc w:val="center"/>
+      </w:pPr>
+      <w:r>
+        <w:rPr>
+          <w:i/>
+          <w:iCs/>
+          <w:sz w:val="18"/>
+          <w:szCs w:val="18"/>
+        </w:rPr>
+        <w:t>Figure 5: NEW — Validation error banner, captured live after the input-validation fix, submitting the form with a missing 'gender' field. Confirms the fix works end-to-end, not just in code.</w:t>
+      </w:r>
+    </w:p>
+    <w:p>
+      <w:pPr>
         <w:pStyle w:val="Heading2"/>
         <w:spacing w:before="300" w:after="150"/>
       </w:pPr>
@@ -562,7 +626,7 @@
           <w:sz w:val="22"/>
           <w:szCs w:val="22"/>
         </w:rPr>
-        <w:t>The exact request payloads used to produce Figures 3 and 4 are logged in Functional_Testing.docx (test cases FT-03, FT-04) and Test_Cases.docx (TC-03, TC-04) for full reproducibility.</w:t>
+        <w:t>The exact request payloads used to produce Figures 3–5 are logged in Functional_Testing.docx (FT-03, FT-04, and the fix-verification section) and Test_Cases.docx / Test_Results.docx (TC-03, TC-04, TC-05, TC-06) for full reproducibility.</w:t>
       </w:r>
     </w:p>
     <w:sectPr>
@@ -578,10 +642,10 @@
 <file path=word/numbering.xml><?xml version="1.0" encoding="utf-8"?>
 <w:numbering xmlns:wpc="http://schemas.microsoft.com/office/word/2010/wordprocessingCanvas" xmlns:cx="http://schemas.microsoft.com/office/drawing/2014/chartex" xmlns:cx1="http://schemas.microsoft.com/office/drawing/2015/9/8/chartex" xmlns:cx2="http://schemas.microsoft.com/office/drawing/2015/10/21/chartex" xmlns:cx3="http://schemas.microsoft.com/office/drawing/2016/5/9/chartex" xmlns:cx4="http://schemas.microsoft.com/office/drawing/2016/5/10/chartex" xmlns:cx5="http://schemas.microsoft.com/office/drawing/2016/5/11/chartex" xmlns:cx6="http://schemas.microsoft.com/office/drawing/2016/5/12/chartex" xmlns:cx7="http://schemas.microsoft.com/office/drawing/2016/5/13/chartex" xmlns:cx8="http://schemas.microsoft.com/office/drawing/2016/5/14/chartex" xmlns:mc="http://schemas.openxmlformats.org/markup-compatibility/2006" xmlns:aink="http://schemas.microsoft.com/office/drawing/2016/ink" xmlns:am3d="http://schemas.microsoft.com/office/drawing/2017/model3d" xmlns:o="urn:schemas-microsoft-com:office:office" xmlns:oel="http://schemas.microsoft.com/office/2019/extlst" xmlns:r="http://schemas.openxmlformats.org/officeDocument/2006/relationships" xmlns:m="http://schemas.openxmlformats.org/officeDocument/2006/math" xmlns:v="urn:schemas-microsoft-com:vml" xmlns:wp14="http://schemas.microsoft.com/office/word/2010/wordprocessingDrawing" xmlns:wp="http://schemas.openxmlformats.org/drawingml/2006/wordprocessingDrawing" xmlns:w10="urn:schemas-microsoft-com:office:word" xmlns:w="http://schemas.openxmlformats.org/wordprocessingml/2006/main" xmlns:w14="http://schemas.microsoft.com/office/word/2010/wordml" xmlns:w15="http://schemas.microsoft.com/office/word/2012/wordml" xmlns:w16cex="http://schemas.microsoft.com/office/word/2018/wordml/cex" xmlns:w16cid="http://schemas.microsoft.com/office/word/2016/wordml/cid" xmlns:w16="http://schemas.microsoft.com/office/word/2018/wordml" xmlns:w16du="http://schemas.microsoft.com/office/word/2023/wordml/word16du" xmlns:w16sdtdh="http://schemas.microsoft.com/office/word/2020/wordml/sdtdatahash" xmlns:w16sdtfl="http://schemas.microsoft.com/office/word/2024/wordml/sdtformatlock" xmlns:w16se="http://schemas.microsoft.com/office/word/2015/wordml/symex" xmlns:wpg="http://schemas.microsoft.com/office/word/2010/wordprocessingGroup" xmlns:wpi="http://schemas.microsoft.com/office/word/2010/wordprocessingInk" xmlns:wne="http://schemas.microsoft.com/office/word/2006/wordml" xmlns:wps="http://schemas.microsoft.com/office/word/2010/wordprocessingShape" mc:Ignorable="w14 w15 w16se w16cid w16 w16cex w16sdtdh w16sdtfl w16du wp14">
   <w:abstractNum w:abstractNumId="0" w15:restartNumberingAfterBreak="0">
-    <w:nsid w:val="48897F6A"/>
+    <w:nsid w:val="3ED6575E"/>
     <w:multiLevelType w:val="hybridMultilevel"/>
-    <w:tmpl w:val="D340C2F2"/>
-    <w:lvl w:ilvl="0" w:tplc="5238AFAE">
+    <w:tmpl w:val="B83687F4"/>
+    <w:lvl w:ilvl="0" w:tplc="4482C486">
       <w:start w:val="1"/>
       <w:numFmt w:val="bullet"/>
       <w:lvlText w:val="●"/>
@@ -590,7 +654,7 @@
         <w:ind w:left="720" w:hanging="360"/>
       </w:pPr>
     </w:lvl>
-    <w:lvl w:ilvl="1" w:tplc="4EEABF9E">
+    <w:lvl w:ilvl="1" w:tplc="F9886A5E">
       <w:start w:val="1"/>
       <w:numFmt w:val="bullet"/>
       <w:lvlText w:val="○"/>
@@ -599,7 +663,7 @@
         <w:ind w:left="1440" w:hanging="360"/>
       </w:pPr>
     </w:lvl>
-    <w:lvl w:ilvl="2" w:tplc="C02E59B8">
+    <w:lvl w:ilvl="2" w:tplc="3AA64A48">
       <w:start w:val="1"/>
       <w:numFmt w:val="bullet"/>
       <w:lvlText w:val="■"/>
@@ -608,7 +672,7 @@
         <w:ind w:left="2160" w:hanging="360"/>
       </w:pPr>
     </w:lvl>
-    <w:lvl w:ilvl="3" w:tplc="44C2434A">
+    <w:lvl w:ilvl="3" w:tplc="3BB04334">
       <w:start w:val="1"/>
       <w:numFmt w:val="bullet"/>
       <w:lvlText w:val="●"/>
@@ -617,7 +681,7 @@
         <w:ind w:left="2880" w:hanging="360"/>
       </w:pPr>
     </w:lvl>
-    <w:lvl w:ilvl="4" w:tplc="FC62EF8E">
+    <w:lvl w:ilvl="4" w:tplc="A46661BC">
       <w:start w:val="1"/>
       <w:numFmt w:val="bullet"/>
       <w:lvlText w:val="○"/>
@@ -626,7 +690,7 @@
         <w:ind w:left="3600" w:hanging="360"/>
       </w:pPr>
     </w:lvl>
-    <w:lvl w:ilvl="5" w:tplc="D8722374">
+    <w:lvl w:ilvl="5" w:tplc="CE4492EC">
       <w:start w:val="1"/>
       <w:numFmt w:val="bullet"/>
       <w:lvlText w:val="■"/>
@@ -635,7 +699,7 @@
         <w:ind w:left="4320" w:hanging="360"/>
       </w:pPr>
     </w:lvl>
-    <w:lvl w:ilvl="6" w:tplc="A26CA0B8">
+    <w:lvl w:ilvl="6" w:tplc="F85448CA">
       <w:start w:val="1"/>
       <w:numFmt w:val="bullet"/>
       <w:lvlText w:val="●"/>
@@ -644,7 +708,7 @@
         <w:ind w:left="5040" w:hanging="360"/>
       </w:pPr>
     </w:lvl>
-    <w:lvl w:ilvl="7" w:tplc="35AA0288">
+    <w:lvl w:ilvl="7" w:tplc="D5C8D46A">
       <w:start w:val="1"/>
       <w:numFmt w:val="bullet"/>
       <w:lvlText w:val="●"/>
@@ -653,7 +717,7 @@
         <w:ind w:left="5760" w:hanging="360"/>
       </w:pPr>
     </w:lvl>
-    <w:lvl w:ilvl="8" w:tplc="99B67D8C">
+    <w:lvl w:ilvl="8" w:tplc="71CC370A">
       <w:start w:val="1"/>
       <w:numFmt w:val="bullet"/>
       <w:lvlText w:val="●"/>
@@ -663,7 +727,7 @@
       </w:pPr>
     </w:lvl>
   </w:abstractNum>
-  <w:num w:numId="1" w16cid:durableId="816071938">
+  <w:num w:numId="1" w16cid:durableId="941304224">
     <w:abstractNumId w:val="0"/>
     <w:lvlOverride w:ilvl="0">
       <w:startOverride w:val="1"/>
